--- a/tillsyn/A 20427-2026 tillsynsbegäran.docx
+++ b/tillsyn/A 20427-2026 tillsynsbegäran.docx
@@ -499,7 +499,7 @@
     <w:r>
       <w:tab/>
       <w:tab/>
-      <w:t>2026-05-16</w:t>
+      <w:t>2026-05-17</w:t>
       <w:br/>
       <w:br/>
     </w:r>

--- a/tillsyn/A 20427-2026 tillsynsbegäran.docx
+++ b/tillsyn/A 20427-2026 tillsynsbegäran.docx
@@ -499,7 +499,7 @@
     <w:r>
       <w:tab/>
       <w:tab/>
-      <w:t>2026-05-17</w:t>
+      <w:t>2026-05-18</w:t>
       <w:br/>
       <w:br/>
     </w:r>

--- a/tillsyn/A 20427-2026 tillsynsbegäran.docx
+++ b/tillsyn/A 20427-2026 tillsynsbegäran.docx
@@ -499,7 +499,7 @@
     <w:r>
       <w:tab/>
       <w:tab/>
-      <w:t>2026-05-18</w:t>
+      <w:t>2026-05-19</w:t>
       <w:br/>
       <w:br/>
     </w:r>

--- a/tillsyn/A 20427-2026 tillsynsbegäran.docx
+++ b/tillsyn/A 20427-2026 tillsynsbegäran.docx
@@ -499,7 +499,7 @@
     <w:r>
       <w:tab/>
       <w:tab/>
-      <w:t>2026-05-19</w:t>
+      <w:t>2026-05-20</w:t>
       <w:br/>
       <w:br/>
     </w:r>

--- a/tillsyn/A 20427-2026 tillsynsbegäran.docx
+++ b/tillsyn/A 20427-2026 tillsynsbegäran.docx
@@ -12,7 +12,7 @@
     </w:p>
     <w:p>
       <w:r>
-        <w:t>Detta dokument behandlar höga naturvärden i avverkningsanmälan A 20427-2026 i Ovanåkers kommun. Denna avverkningsanmälan inkom 2026-04-28 08:51:37 och omfattar 1,3 ha.</w:t>
+        <w:t>Detta dokument behandlar höga naturvärden i avverkningsanmälan A 20427-2026 i Ovanåkers kommun. Denna avverkningsanmälan inkom 2026-04-28 00:00:00 och omfattar 1,3 ha.</w:t>
       </w:r>
     </w:p>
     <w:p>
@@ -499,7 +499,7 @@
     <w:r>
       <w:tab/>
       <w:tab/>
-      <w:t>2026-05-20</w:t>
+      <w:t>2026-05-21</w:t>
       <w:br/>
       <w:br/>
     </w:r>

--- a/tillsyn/A 20427-2026 tillsynsbegäran.docx
+++ b/tillsyn/A 20427-2026 tillsynsbegäran.docx
@@ -499,7 +499,7 @@
     <w:r>
       <w:tab/>
       <w:tab/>
-      <w:t>2026-05-21</w:t>
+      <w:t>2026-05-22</w:t>
       <w:br/>
       <w:br/>
     </w:r>

--- a/tillsyn/A 20427-2026 tillsynsbegäran.docx
+++ b/tillsyn/A 20427-2026 tillsynsbegäran.docx
@@ -499,7 +499,7 @@
     <w:r>
       <w:tab/>
       <w:tab/>
-      <w:t>2026-05-22</w:t>
+      <w:t>2026-05-23</w:t>
       <w:br/>
       <w:br/>
     </w:r>

--- a/tillsyn/A 20427-2026 tillsynsbegäran.docx
+++ b/tillsyn/A 20427-2026 tillsynsbegäran.docx
@@ -499,7 +499,7 @@
     <w:r>
       <w:tab/>
       <w:tab/>
-      <w:t>2026-05-23</w:t>
+      <w:t>2026-05-24</w:t>
       <w:br/>
       <w:br/>
     </w:r>

--- a/tillsyn/A 20427-2026 tillsynsbegäran.docx
+++ b/tillsyn/A 20427-2026 tillsynsbegäran.docx
@@ -499,7 +499,7 @@
     <w:r>
       <w:tab/>
       <w:tab/>
-      <w:t>2026-05-24</w:t>
+      <w:t>2026-05-25</w:t>
       <w:br/>
       <w:br/>
     </w:r>

--- a/tillsyn/A 20427-2026 tillsynsbegäran.docx
+++ b/tillsyn/A 20427-2026 tillsynsbegäran.docx
@@ -499,7 +499,7 @@
     <w:r>
       <w:tab/>
       <w:tab/>
-      <w:t>2026-05-25</w:t>
+      <w:t>2026-05-26</w:t>
       <w:br/>
       <w:br/>
     </w:r>

--- a/tillsyn/A 20427-2026 tillsynsbegäran.docx
+++ b/tillsyn/A 20427-2026 tillsynsbegäran.docx
@@ -499,7 +499,7 @@
     <w:r>
       <w:tab/>
       <w:tab/>
-      <w:t>2026-05-26</w:t>
+      <w:t>2026-05-27</w:t>
       <w:br/>
       <w:br/>
     </w:r>

--- a/tillsyn/A 20427-2026 tillsynsbegäran.docx
+++ b/tillsyn/A 20427-2026 tillsynsbegäran.docx
@@ -499,7 +499,7 @@
     <w:r>
       <w:tab/>
       <w:tab/>
-      <w:t>2026-05-27</w:t>
+      <w:t>2026-05-28</w:t>
       <w:br/>
       <w:br/>
     </w:r>

--- a/tillsyn/A 20427-2026 tillsynsbegäran.docx
+++ b/tillsyn/A 20427-2026 tillsynsbegäran.docx
@@ -499,7 +499,7 @@
     <w:r>
       <w:tab/>
       <w:tab/>
-      <w:t>2026-05-28</w:t>
+      <w:t>2026-05-29</w:t>
       <w:br/>
       <w:br/>
     </w:r>

--- a/tillsyn/A 20427-2026 tillsynsbegäran.docx
+++ b/tillsyn/A 20427-2026 tillsynsbegäran.docx
@@ -499,7 +499,7 @@
     <w:r>
       <w:tab/>
       <w:tab/>
-      <w:t>2026-05-29</w:t>
+      <w:t>2026-05-30</w:t>
       <w:br/>
       <w:br/>
     </w:r>

--- a/tillsyn/A 20427-2026 tillsynsbegäran.docx
+++ b/tillsyn/A 20427-2026 tillsynsbegäran.docx
@@ -499,7 +499,7 @@
     <w:r>
       <w:tab/>
       <w:tab/>
-      <w:t>2026-05-30</w:t>
+      <w:t>2026-05-31</w:t>
       <w:br/>
       <w:br/>
     </w:r>

--- a/tillsyn/A 20427-2026 tillsynsbegäran.docx
+++ b/tillsyn/A 20427-2026 tillsynsbegäran.docx
@@ -499,7 +499,7 @@
     <w:r>
       <w:tab/>
       <w:tab/>
-      <w:t>2026-05-31</w:t>
+      <w:t>2026-06-01</w:t>
       <w:br/>
       <w:br/>
     </w:r>

--- a/tillsyn/A 20427-2026 tillsynsbegäran.docx
+++ b/tillsyn/A 20427-2026 tillsynsbegäran.docx
@@ -499,7 +499,7 @@
     <w:r>
       <w:tab/>
       <w:tab/>
-      <w:t>2026-06-01</w:t>
+      <w:t>2026-06-02</w:t>
       <w:br/>
       <w:br/>
     </w:r>

--- a/tillsyn/A 20427-2026 tillsynsbegäran.docx
+++ b/tillsyn/A 20427-2026 tillsynsbegäran.docx
@@ -499,7 +499,7 @@
     <w:r>
       <w:tab/>
       <w:tab/>
-      <w:t>2026-06-02</w:t>
+      <w:t>2026-06-03</w:t>
       <w:br/>
       <w:br/>
     </w:r>

--- a/tillsyn/A 20427-2026 tillsynsbegäran.docx
+++ b/tillsyn/A 20427-2026 tillsynsbegäran.docx
@@ -499,7 +499,7 @@
     <w:r>
       <w:tab/>
       <w:tab/>
-      <w:t>2026-06-03</w:t>
+      <w:t>2026-06-04</w:t>
       <w:br/>
       <w:br/>
     </w:r>

--- a/tillsyn/A 20427-2026 tillsynsbegäran.docx
+++ b/tillsyn/A 20427-2026 tillsynsbegäran.docx
@@ -499,7 +499,7 @@
     <w:r>
       <w:tab/>
       <w:tab/>
-      <w:t>2026-06-04</w:t>
+      <w:t>2026-06-05</w:t>
       <w:br/>
       <w:br/>
     </w:r>

--- a/tillsyn/A 20427-2026 tillsynsbegäran.docx
+++ b/tillsyn/A 20427-2026 tillsynsbegäran.docx
@@ -499,7 +499,7 @@
     <w:r>
       <w:tab/>
       <w:tab/>
-      <w:t>2026-06-05</w:t>
+      <w:t>2026-06-06</w:t>
       <w:br/>
       <w:br/>
     </w:r>

--- a/tillsyn/A 20427-2026 tillsynsbegäran.docx
+++ b/tillsyn/A 20427-2026 tillsynsbegäran.docx
@@ -499,7 +499,7 @@
     <w:r>
       <w:tab/>
       <w:tab/>
-      <w:t>2026-06-06</w:t>
+      <w:t>2026-06-07</w:t>
       <w:br/>
       <w:br/>
     </w:r>

--- a/tillsyn/A 20427-2026 tillsynsbegäran.docx
+++ b/tillsyn/A 20427-2026 tillsynsbegäran.docx
@@ -499,7 +499,7 @@
     <w:r>
       <w:tab/>
       <w:tab/>
-      <w:t>2026-06-07</w:t>
+      <w:t>2026-06-08</w:t>
       <w:br/>
       <w:br/>
     </w:r>

--- a/tillsyn/A 20427-2026 tillsynsbegäran.docx
+++ b/tillsyn/A 20427-2026 tillsynsbegäran.docx
@@ -499,7 +499,7 @@
     <w:r>
       <w:tab/>
       <w:tab/>
-      <w:t>2026-06-08</w:t>
+      <w:t>2026-06-09</w:t>
       <w:br/>
       <w:br/>
     </w:r>

--- a/tillsyn/A 20427-2026 tillsynsbegäran.docx
+++ b/tillsyn/A 20427-2026 tillsynsbegäran.docx
@@ -499,7 +499,7 @@
     <w:r>
       <w:tab/>
       <w:tab/>
-      <w:t>2026-06-09</w:t>
+      <w:t>2026-06-10</w:t>
       <w:br/>
       <w:br/>
     </w:r>

--- a/tillsyn/A 20427-2026 tillsynsbegäran.docx
+++ b/tillsyn/A 20427-2026 tillsynsbegäran.docx
@@ -499,7 +499,7 @@
     <w:r>
       <w:tab/>
       <w:tab/>
-      <w:t>2026-06-10</w:t>
+      <w:t>2026-06-11</w:t>
       <w:br/>
       <w:br/>
     </w:r>

--- a/tillsyn/A 20427-2026 tillsynsbegäran.docx
+++ b/tillsyn/A 20427-2026 tillsynsbegäran.docx
@@ -499,7 +499,7 @@
     <w:r>
       <w:tab/>
       <w:tab/>
-      <w:t>2026-06-11</w:t>
+      <w:t>2026-06-12</w:t>
       <w:br/>
       <w:br/>
     </w:r>

--- a/tillsyn/A 20427-2026 tillsynsbegäran.docx
+++ b/tillsyn/A 20427-2026 tillsynsbegäran.docx
@@ -499,7 +499,7 @@
     <w:r>
       <w:tab/>
       <w:tab/>
-      <w:t>2026-06-12</w:t>
+      <w:t>2026-06-13</w:t>
       <w:br/>
       <w:br/>
     </w:r>

--- a/tillsyn/A 20427-2026 tillsynsbegäran.docx
+++ b/tillsyn/A 20427-2026 tillsynsbegäran.docx
@@ -499,7 +499,7 @@
     <w:r>
       <w:tab/>
       <w:tab/>
-      <w:t>2026-06-13</w:t>
+      <w:t>2026-06-14</w:t>
       <w:br/>
       <w:br/>
     </w:r>

--- a/tillsyn/A 20427-2026 tillsynsbegäran.docx
+++ b/tillsyn/A 20427-2026 tillsynsbegäran.docx
@@ -521,7 +521,7 @@
     <w:r>
       <w:tab/>
       <w:tab/>
-      <w:t>2026-07-13</w:t>
+      <w:t>2026-07-14</w:t>
       <w:br/>
       <w:br/>
     </w:r>

--- a/tillsyn/A 20427-2026 tillsynsbegäran.docx
+++ b/tillsyn/A 20427-2026 tillsynsbegäran.docx
@@ -521,7 +521,7 @@
     <w:r>
       <w:tab/>
       <w:tab/>
-      <w:t>2026-07-14</w:t>
+      <w:t>2026-07-15</w:t>
       <w:br/>
       <w:br/>
     </w:r>

--- a/tillsyn/A 20427-2026 tillsynsbegäran.docx
+++ b/tillsyn/A 20427-2026 tillsynsbegäran.docx
@@ -521,7 +521,7 @@
     <w:r>
       <w:tab/>
       <w:tab/>
-      <w:t>2026-07-15</w:t>
+      <w:t>2026-07-16</w:t>
       <w:br/>
       <w:br/>
     </w:r>

--- a/tillsyn/A 20427-2026 tillsynsbegäran.docx
+++ b/tillsyn/A 20427-2026 tillsynsbegäran.docx
@@ -521,7 +521,7 @@
     <w:r>
       <w:tab/>
       <w:tab/>
-      <w:t>2026-07-16</w:t>
+      <w:t>2026-07-17</w:t>
       <w:br/>
       <w:br/>
     </w:r>

--- a/tillsyn/A 20427-2026 tillsynsbegäran.docx
+++ b/tillsyn/A 20427-2026 tillsynsbegäran.docx
@@ -521,7 +521,7 @@
     <w:r>
       <w:tab/>
       <w:tab/>
-      <w:t>2026-07-17</w:t>
+      <w:t>2026-07-18</w:t>
       <w:br/>
       <w:br/>
     </w:r>

--- a/tillsyn/A 20427-2026 tillsynsbegäran.docx
+++ b/tillsyn/A 20427-2026 tillsynsbegäran.docx
@@ -521,7 +521,7 @@
     <w:r>
       <w:tab/>
       <w:tab/>
-      <w:t>2026-07-18</w:t>
+      <w:t>2026-07-19</w:t>
       <w:br/>
       <w:br/>
     </w:r>

--- a/tillsyn/A 20427-2026 tillsynsbegäran.docx
+++ b/tillsyn/A 20427-2026 tillsynsbegäran.docx
@@ -521,7 +521,7 @@
     <w:r>
       <w:tab/>
       <w:tab/>
-      <w:t>2026-07-19</w:t>
+      <w:t>2026-07-20</w:t>
       <w:br/>
       <w:br/>
     </w:r>

--- a/tillsyn/A 20427-2026 tillsynsbegäran.docx
+++ b/tillsyn/A 20427-2026 tillsynsbegäran.docx
@@ -521,7 +521,7 @@
     <w:r>
       <w:tab/>
       <w:tab/>
-      <w:t>2026-07-20</w:t>
+      <w:t>2026-07-21</w:t>
       <w:br/>
       <w:br/>
     </w:r>

--- a/tillsyn/A 20427-2026 tillsynsbegäran.docx
+++ b/tillsyn/A 20427-2026 tillsynsbegäran.docx
@@ -521,7 +521,7 @@
     <w:r>
       <w:tab/>
       <w:tab/>
-      <w:t>2026-07-21</w:t>
+      <w:t>2026-07-22</w:t>
       <w:br/>
       <w:br/>
     </w:r>

--- a/tillsyn/A 20427-2026 tillsynsbegäran.docx
+++ b/tillsyn/A 20427-2026 tillsynsbegäran.docx
@@ -521,7 +521,7 @@
     <w:r>
       <w:tab/>
       <w:tab/>
-      <w:t>2026-07-22</w:t>
+      <w:t>2026-07-23</w:t>
       <w:br/>
       <w:br/>
     </w:r>

--- a/tillsyn/A 20427-2026 tillsynsbegäran.docx
+++ b/tillsyn/A 20427-2026 tillsynsbegäran.docx
@@ -521,7 +521,7 @@
     <w:r>
       <w:tab/>
       <w:tab/>
-      <w:t>2026-07-23</w:t>
+      <w:t>2026-07-24</w:t>
       <w:br/>
       <w:br/>
     </w:r>

--- a/tillsyn/A 20427-2026 tillsynsbegäran.docx
+++ b/tillsyn/A 20427-2026 tillsynsbegäran.docx
@@ -521,7 +521,7 @@
     <w:r>
       <w:tab/>
       <w:tab/>
-      <w:t>2026-08-14</w:t>
+      <w:t>2026-08-15</w:t>
       <w:br/>
       <w:br/>
     </w:r>

--- a/tillsyn/A 20427-2026 tillsynsbegäran.docx
+++ b/tillsyn/A 20427-2026 tillsynsbegäran.docx
@@ -521,7 +521,7 @@
     <w:r>
       <w:tab/>
       <w:tab/>
-      <w:t>2026-08-15</w:t>
+      <w:t>2026-08-16</w:t>
       <w:br/>
       <w:br/>
     </w:r>

--- a/tillsyn/A 20427-2026 tillsynsbegäran.docx
+++ b/tillsyn/A 20427-2026 tillsynsbegäran.docx
@@ -521,7 +521,7 @@
     <w:r>
       <w:tab/>
       <w:tab/>
-      <w:t>2026-08-16</w:t>
+      <w:t>2026-08-17</w:t>
       <w:br/>
       <w:br/>
     </w:r>

--- a/tillsyn/A 20427-2026 tillsynsbegäran.docx
+++ b/tillsyn/A 20427-2026 tillsynsbegäran.docx
@@ -521,7 +521,7 @@
     <w:r>
       <w:tab/>
       <w:tab/>
-      <w:t>2026-08-17</w:t>
+      <w:t>2026-08-18</w:t>
       <w:br/>
       <w:br/>
     </w:r>

--- a/tillsyn/A 20427-2026 tillsynsbegäran.docx
+++ b/tillsyn/A 20427-2026 tillsynsbegäran.docx
@@ -521,7 +521,7 @@
     <w:r>
       <w:tab/>
       <w:tab/>
-      <w:t>2026-08-18</w:t>
+      <w:t>2026-08-19</w:t>
       <w:br/>
       <w:br/>
     </w:r>

--- a/tillsyn/A 20427-2026 tillsynsbegäran.docx
+++ b/tillsyn/A 20427-2026 tillsynsbegäran.docx
@@ -521,7 +521,7 @@
     <w:r>
       <w:tab/>
       <w:tab/>
-      <w:t>2026-08-19</w:t>
+      <w:t>2026-08-20</w:t>
       <w:br/>
       <w:br/>
     </w:r>

--- a/tillsyn/A 20427-2026 tillsynsbegäran.docx
+++ b/tillsyn/A 20427-2026 tillsynsbegäran.docx
@@ -521,7 +521,7 @@
     <w:r>
       <w:tab/>
       <w:tab/>
-      <w:t>2026-08-20</w:t>
+      <w:t>2026-08-21</w:t>
       <w:br/>
       <w:br/>
     </w:r>

--- a/tillsyn/A 20427-2026 tillsynsbegäran.docx
+++ b/tillsyn/A 20427-2026 tillsynsbegäran.docx
@@ -521,7 +521,7 @@
     <w:r>
       <w:tab/>
       <w:tab/>
-      <w:t>2026-08-21</w:t>
+      <w:t>2026-08-22</w:t>
       <w:br/>
       <w:br/>
     </w:r>

--- a/tillsyn/A 20427-2026 tillsynsbegäran.docx
+++ b/tillsyn/A 20427-2026 tillsynsbegäran.docx
@@ -521,7 +521,7 @@
     <w:r>
       <w:tab/>
       <w:tab/>
-      <w:t>2026-08-22</w:t>
+      <w:t>2026-08-23</w:t>
       <w:br/>
       <w:br/>
     </w:r>

--- a/tillsyn/A 20427-2026 tillsynsbegäran.docx
+++ b/tillsyn/A 20427-2026 tillsynsbegäran.docx
@@ -521,7 +521,7 @@
     <w:r>
       <w:tab/>
       <w:tab/>
-      <w:t>2026-08-23</w:t>
+      <w:t>2026-08-24</w:t>
       <w:br/>
       <w:br/>
     </w:r>

--- a/tillsyn/A 20427-2026 tillsynsbegäran.docx
+++ b/tillsyn/A 20427-2026 tillsynsbegäran.docx
@@ -521,7 +521,7 @@
     <w:r>
       <w:tab/>
       <w:tab/>
-      <w:t>2026-08-24</w:t>
+      <w:t>2026-08-25</w:t>
       <w:br/>
       <w:br/>
     </w:r>

--- a/tillsyn/A 20427-2026 tillsynsbegäran.docx
+++ b/tillsyn/A 20427-2026 tillsynsbegäran.docx
@@ -521,7 +521,7 @@
     <w:r>
       <w:tab/>
       <w:tab/>
-      <w:t>2026-08-25</w:t>
+      <w:t>2026-08-26</w:t>
       <w:br/>
       <w:br/>
     </w:r>

--- a/tillsyn/A 20427-2026 tillsynsbegäran.docx
+++ b/tillsyn/A 20427-2026 tillsynsbegäran.docx
@@ -521,7 +521,7 @@
     <w:r>
       <w:tab/>
       <w:tab/>
-      <w:t>2026-08-26</w:t>
+      <w:t>2026-08-27</w:t>
       <w:br/>
       <w:br/>
     </w:r>

--- a/tillsyn/A 20427-2026 tillsynsbegäran.docx
+++ b/tillsyn/A 20427-2026 tillsynsbegäran.docx
@@ -521,7 +521,7 @@
     <w:r>
       <w:tab/>
       <w:tab/>
-      <w:t>2026-08-27</w:t>
+      <w:t>2026-08-28</w:t>
       <w:br/>
       <w:br/>
     </w:r>

--- a/tillsyn/A 20427-2026 tillsynsbegäran.docx
+++ b/tillsyn/A 20427-2026 tillsynsbegäran.docx
@@ -521,7 +521,7 @@
     <w:r>
       <w:tab/>
       <w:tab/>
-      <w:t>2026-08-28</w:t>
+      <w:t>2026-08-29</w:t>
       <w:br/>
       <w:br/>
     </w:r>

--- a/tillsyn/A 20427-2026 tillsynsbegäran.docx
+++ b/tillsyn/A 20427-2026 tillsynsbegäran.docx
@@ -521,7 +521,7 @@
     <w:r>
       <w:tab/>
       <w:tab/>
-      <w:t>2026-08-29</w:t>
+      <w:t>2026-08-31</w:t>
       <w:br/>
       <w:br/>
     </w:r>

--- a/tillsyn/A 20427-2026 tillsynsbegäran.docx
+++ b/tillsyn/A 20427-2026 tillsynsbegäran.docx
@@ -521,7 +521,7 @@
     <w:r>
       <w:tab/>
       <w:tab/>
-      <w:t>2026-08-31</w:t>
+      <w:t>2026-09-01</w:t>
       <w:br/>
       <w:br/>
     </w:r>

--- a/tillsyn/A 20427-2026 tillsynsbegäran.docx
+++ b/tillsyn/A 20427-2026 tillsynsbegäran.docx
@@ -521,7 +521,7 @@
     <w:r>
       <w:tab/>
       <w:tab/>
-      <w:t>2026-09-01</w:t>
+      <w:t>2026-09-02</w:t>
       <w:br/>
       <w:br/>
     </w:r>

--- a/tillsyn/A 20427-2026 tillsynsbegäran.docx
+++ b/tillsyn/A 20427-2026 tillsynsbegäran.docx
@@ -521,7 +521,7 @@
     <w:r>
       <w:tab/>
       <w:tab/>
-      <w:t>2026-09-02</w:t>
+      <w:t>2026-09-03</w:t>
       <w:br/>
       <w:br/>
     </w:r>

--- a/tillsyn/A 20427-2026 tillsynsbegäran.docx
+++ b/tillsyn/A 20427-2026 tillsynsbegäran.docx
@@ -521,7 +521,7 @@
     <w:r>
       <w:tab/>
       <w:tab/>
-      <w:t>2026-09-03</w:t>
+      <w:t>2026-09-04</w:t>
       <w:br/>
       <w:br/>
     </w:r>

--- a/tillsyn/A 20427-2026 tillsynsbegäran.docx
+++ b/tillsyn/A 20427-2026 tillsynsbegäran.docx
@@ -521,7 +521,7 @@
     <w:r>
       <w:tab/>
       <w:tab/>
-      <w:t>2026-09-04</w:t>
+      <w:t>2026-09-05</w:t>
       <w:br/>
       <w:br/>
     </w:r>
